--- a/Kubernetes task 2.docx
+++ b/Kubernetes task 2.docx
@@ -9,6 +9,9 @@
     </w:p>
     <w:p>
       <w:r>
+        <w:rPr>
+          <w:noProof/>
+        </w:rPr>
         <w:drawing>
           <wp:inline distT="0" distB="0" distL="0" distR="0" wp14:anchorId="2681FD1D" wp14:editId="5B27E0FF">
             <wp:extent cx="5943600" cy="3390900"/>
@@ -48,6 +51,9 @@
     </w:p>
     <w:p>
       <w:r>
+        <w:rPr>
+          <w:noProof/>
+        </w:rPr>
         <w:drawing>
           <wp:inline distT="0" distB="0" distL="0" distR="0" wp14:anchorId="4E8FA64D" wp14:editId="1F884A5E">
             <wp:extent cx="5943600" cy="3363595"/>
@@ -92,6 +98,9 @@
     </w:p>
     <w:p>
       <w:r>
+        <w:rPr>
+          <w:noProof/>
+        </w:rPr>
         <w:lastRenderedPageBreak/>
         <w:drawing>
           <wp:inline distT="0" distB="0" distL="0" distR="0" wp14:anchorId="5CAFD3E0" wp14:editId="40D3A952">
@@ -132,6 +141,9 @@
     </w:p>
     <w:p>
       <w:r>
+        <w:rPr>
+          <w:noProof/>
+        </w:rPr>
         <w:drawing>
           <wp:inline distT="0" distB="0" distL="0" distR="0" wp14:anchorId="2F7D957A" wp14:editId="3AA5DF3E">
             <wp:extent cx="5943600" cy="3371215"/>
@@ -171,6 +183,9 @@
     </w:p>
     <w:p>
       <w:r>
+        <w:rPr>
+          <w:noProof/>
+        </w:rPr>
         <w:lastRenderedPageBreak/>
         <w:drawing>
           <wp:inline distT="0" distB="0" distL="0" distR="0" wp14:anchorId="23C88E16" wp14:editId="0317F834">
@@ -212,6 +227,9 @@
     <w:p/>
     <w:p>
       <w:r>
+        <w:rPr>
+          <w:noProof/>
+        </w:rPr>
         <w:drawing>
           <wp:inline distT="0" distB="0" distL="0" distR="0" wp14:anchorId="54A896A2" wp14:editId="6EB955C0">
             <wp:extent cx="5943600" cy="2872105"/>
@@ -252,6 +270,9 @@
     <w:p/>
     <w:p>
       <w:r>
+        <w:rPr>
+          <w:noProof/>
+        </w:rPr>
         <w:lastRenderedPageBreak/>
         <w:drawing>
           <wp:inline distT="0" distB="0" distL="0" distR="0" wp14:anchorId="36C4698B" wp14:editId="302BE015">
@@ -292,6 +313,9 @@
     </w:p>
     <w:p>
       <w:r>
+        <w:rPr>
+          <w:noProof/>
+        </w:rPr>
         <w:drawing>
           <wp:inline distT="0" distB="0" distL="0" distR="0" wp14:anchorId="4779E42B" wp14:editId="2A72BD15">
             <wp:extent cx="5943600" cy="3219450"/>
@@ -331,7 +355,84 @@
     </w:p>
     <w:p>
       <w:r>
+        <w:drawing>
+          <wp:inline distT="0" distB="0" distL="0" distR="0" wp14:anchorId="31F12CF6" wp14:editId="2B3A07B0">
+            <wp:extent cx="5943600" cy="3075305"/>
+            <wp:effectExtent l="0" t="0" r="0" b="0"/>
+            <wp:docPr id="795057760" name="Picture 1"/>
+            <wp:cNvGraphicFramePr>
+              <a:graphicFrameLocks xmlns:a="http://schemas.openxmlformats.org/drawingml/2006/main" noChangeAspect="1"/>
+            </wp:cNvGraphicFramePr>
+            <a:graphic xmlns:a="http://schemas.openxmlformats.org/drawingml/2006/main">
+              <a:graphicData uri="http://schemas.openxmlformats.org/drawingml/2006/picture">
+                <pic:pic xmlns:pic="http://schemas.openxmlformats.org/drawingml/2006/picture">
+                  <pic:nvPicPr>
+                    <pic:cNvPr id="795057760" name=""/>
+                    <pic:cNvPicPr/>
+                  </pic:nvPicPr>
+                  <pic:blipFill>
+                    <a:blip r:embed="rId13"/>
+                    <a:stretch>
+                      <a:fillRect/>
+                    </a:stretch>
+                  </pic:blipFill>
+                  <pic:spPr>
+                    <a:xfrm>
+                      <a:off x="0" y="0"/>
+                      <a:ext cx="5943600" cy="3075305"/>
+                    </a:xfrm>
+                    <a:prstGeom prst="rect">
+                      <a:avLst/>
+                    </a:prstGeom>
+                  </pic:spPr>
+                </pic:pic>
+              </a:graphicData>
+            </a:graphic>
+          </wp:inline>
+        </w:drawing>
+      </w:r>
+    </w:p>
+    <w:p>
+      <w:r>
+        <w:lastRenderedPageBreak/>
         <w:tab/>
+      </w:r>
+      <w:r>
+        <w:drawing>
+          <wp:inline distT="0" distB="0" distL="0" distR="0" wp14:anchorId="2ED3CD3D" wp14:editId="58418939">
+            <wp:extent cx="5943600" cy="3050540"/>
+            <wp:effectExtent l="0" t="0" r="0" b="0"/>
+            <wp:docPr id="1775135939" name="Picture 1"/>
+            <wp:cNvGraphicFramePr>
+              <a:graphicFrameLocks xmlns:a="http://schemas.openxmlformats.org/drawingml/2006/main" noChangeAspect="1"/>
+            </wp:cNvGraphicFramePr>
+            <a:graphic xmlns:a="http://schemas.openxmlformats.org/drawingml/2006/main">
+              <a:graphicData uri="http://schemas.openxmlformats.org/drawingml/2006/picture">
+                <pic:pic xmlns:pic="http://schemas.openxmlformats.org/drawingml/2006/picture">
+                  <pic:nvPicPr>
+                    <pic:cNvPr id="1775135939" name=""/>
+                    <pic:cNvPicPr/>
+                  </pic:nvPicPr>
+                  <pic:blipFill>
+                    <a:blip r:embed="rId14"/>
+                    <a:stretch>
+                      <a:fillRect/>
+                    </a:stretch>
+                  </pic:blipFill>
+                  <pic:spPr>
+                    <a:xfrm>
+                      <a:off x="0" y="0"/>
+                      <a:ext cx="5943600" cy="3050540"/>
+                    </a:xfrm>
+                    <a:prstGeom prst="rect">
+                      <a:avLst/>
+                    </a:prstGeom>
+                  </pic:spPr>
+                </pic:pic>
+              </a:graphicData>
+            </a:graphic>
+          </wp:inline>
+        </w:drawing>
       </w:r>
     </w:p>
     <w:sectPr>
